--- a/일본판/5부/5부_7화_지방표.docx
+++ b/일본판/5부/5부_7화_지방표.docx
@@ -191,7 +191,7 @@
           <w:i w:val="0"/>
           <w:sz w:val="22"/>
         </w:rPr>
-        <w:t>ほうじ茶のほうが、よかったですか。あの人、遼さんの事務所で飲むのが、一番おいしいって言っていました。</w:t>
+        <w:t>ほうじ茶のほうが、よかったですか。あの人、遼さんの事務所で飲むのが一番おいしいって言っていました。</w:t>
       </w:r>
     </w:p>
     <w:p>
@@ -214,7 +214,7 @@
           <w:i w:val="0"/>
           <w:sz w:val="22"/>
         </w:rPr>
-        <w:t>緑茶でいいです。(紙袋から白い缶を出し、机の端に置く)これは、お返しに来ました。預かっていた缶です。開けていません。</w:t>
+        <w:t>緑茶でいいです。(紙袋から白い缶を出し、机の端に置く)これはお返しに来ました。預かっていた缶です。開けていません。</w:t>
       </w:r>
     </w:p>
     <w:p>
@@ -260,7 +260,7 @@
           <w:i w:val="0"/>
           <w:sz w:val="22"/>
         </w:rPr>
-        <w:t>開ける日が来たら、亜美さんに先に言います。それまで、ここに置いてもらえますか。</w:t>
+        <w:t>開ける日が来たら、亜美さんに先に言います。それまでここに置いてもらえますか。</w:t>
       </w:r>
     </w:p>
     <w:p>
@@ -298,7 +298,7 @@
           <w:i w:val="0"/>
           <w:sz w:val="22"/>
         </w:rPr>
-        <w:t>重さが、あまり変わらない。……はい、お預かりします。あの人の机の、いちばん上に置きます。</w:t>
+        <w:t>重さがあまり変わらない。……はい、お預かりします。あの人の机のいちばん上に置きます。</w:t>
       </w:r>
     </w:p>
     <w:p>
@@ -397,7 +397,7 @@
           <w:color w:val="555555"/>
           <w:sz w:val="22"/>
         </w:rPr>
-        <w:t>(亜美の肩が、一度だけ動く。遼は電車を、澪の目の高さまで、そっと戻す。)</w:t>
+        <w:t>(亜美の肩が一度だけ動く。遼は電車を澪の目の高さまでそっと戻す。)</w:t>
       </w:r>
     </w:p>
     <w:p>
@@ -458,7 +458,7 @@
           <w:i w:val="0"/>
           <w:sz w:val="22"/>
         </w:rPr>
-        <w:t>遼さん。私は、党員でも何でもありません。選挙のことは、わかりません。でも、一つだけ言わせてください。</w:t>
+        <w:t>遼さん。私は党員でも何でもありません。選挙のことはわかりません。でも、一つだけ言わせてください。</w:t>
       </w:r>
     </w:p>
     <w:p>
@@ -504,7 +504,7 @@
           <w:i w:val="0"/>
           <w:sz w:val="22"/>
         </w:rPr>
-        <w:t>休まないで、行ってください。あの人は、休む人が嫌いでした。自分は倒れるまで休まなかったくせに。(小さく笑う)旗にはしないで、と言ったのは私です。だから、旗の代わりに、足で行ってください。</w:t>
+        <w:t>休まないで、行ってください。あの人は、休む人が嫌いでした。自分は倒れるまで休まなかったくせに。(小さく笑う)旗にはしないで、と言ったのは私です。だから旗の代わりに、足で行ってください。</w:t>
       </w:r>
     </w:p>
     <w:p>
@@ -575,7 +575,7 @@
           <w:color w:val="555555"/>
           <w:sz w:val="22"/>
         </w:rPr>
-        <w:t>(遼は何も答えられない。亜美も、答えを待たない。玄関で靴を履く遼の背に、亜美の声が届く。)</w:t>
+        <w:t>(遼は何も答えられない。亜美も答えを待たない。玄関で靴を履く遼の背に亜美の声が届く。)</w:t>
       </w:r>
     </w:p>
     <w:p>
@@ -613,7 +613,7 @@
           <w:color w:val="555555"/>
           <w:sz w:val="22"/>
         </w:rPr>
-        <w:t>(遼は振り返って、深く頭を下げる。ドアが閉まる前に、奥から、おもちゃの電車の車輪が畳の上を転がる音が、小さく聞こえる。)</w:t>
+        <w:t>(遼は振り返って、深く頭を下げる。ドアが閉まる前に、奥からおもちゃの電車の車輪が畳の上を転がる音が小さく聞こえる。)</w:t>
       </w:r>
     </w:p>
     <w:p>
@@ -658,7 +658,7 @@
           <w:color w:val="555555"/>
           <w:sz w:val="22"/>
         </w:rPr>
-        <w:t>(遼は開場の一時間前から、ロビーの出入口に立っていた。灯は受付の脇の柱に背を預けて、手帳に鉛筆で縦線を引いている。榊が隣で、無言のまま、傘立ての数を勘定している。)</w:t>
+        <w:t>(遼は開場の一時間前からロビーの出入口に立っていた。灯は受付の脇の柱に背を預けて、手帳に鉛筆で縦線を引いている。榊が隣で無言のまま傘立ての数を勘定している。)</w:t>
       </w:r>
     </w:p>
     <w:p>
@@ -681,7 +681,7 @@
           <w:i w:val="0"/>
           <w:sz w:val="22"/>
         </w:rPr>
-        <w:t>先生。九時二十分の時点で、入場した方が六百四十二人。うち、倉前陣営の揃いのベストを着ている方が、四百十一人です。</w:t>
+        <w:t>先生。九時二十分の時点で入場した方が六百四十二人。うち、倉前陣営の揃いのベストを着ている方が、四百十一人です。</w:t>
       </w:r>
     </w:p>
     <w:p>
@@ -719,7 +719,7 @@
           <w:color w:val="555555"/>
           <w:sz w:val="22"/>
         </w:rPr>
-        <w:t>(遼は頷き、次に入ってくる人の顔を見る。年配の男性が、杖代わりの傘を畳みながら、遼の前で足を止める。)</w:t>
+        <w:t>(遼は頷き、次に入ってくる人の顔を見る。年配の男性が杖代わりの傘を畳みながら遼の前で足を止める。)</w:t>
       </w:r>
     </w:p>
     <w:p>
@@ -788,7 +788,7 @@
           <w:i w:val="0"/>
           <w:sz w:val="22"/>
         </w:rPr>
-        <w:t>猪狩だ。相馬の支部で、党員をもう三十一年やっどる。(遼の差し出した手を、少し遅れて握る)んだども、おらは、あんだに入れるとは、まだ決めでね。</w:t>
+        <w:t>猪狩だ。相馬の支部で、党員をもう三十一年やっどる。(遼の差し出した手を、少し遅れて握る)んだども、おらはあんだに入れるとは、まだ決めでね。</w:t>
       </w:r>
     </w:p>
     <w:p>
@@ -826,7 +826,7 @@
           <w:color w:val="555555"/>
           <w:sz w:val="22"/>
         </w:rPr>
-        <w:t>(午前十一時。壇上では、三人の演説が、抽選の順に進んでいる。一番手が二番候補、二番手が倉前、三番手が遼。倉前の演説の途中で、ホールの二階席が、揃って立ち上がり、拍手が三度、拍子木のように鳴る。津村が舞台袖で、満足そうに腕を組んでいる。)</w:t>
+        <w:t>(午前十一時。壇上では、三人の演説が抽選の順に進んでいる。一番手が二番候補、二番手が倉前、三番手が遼。倉前の演説の途中でホールの二階席が揃って立ち上がり、拍手が三度、拍子木のように鳴る。津村が舞台袖で満足そうに腕を組んでいる。)</w:t>
       </w:r>
     </w:p>
     <w:p>
@@ -859,7 +859,7 @@
           <w:i w:val="0"/>
           <w:sz w:val="22"/>
         </w:rPr>
-        <w:t>党は、一軒の家です。台所の鍋の数を、数える人間も要る。けれども、鍋を囲む座布団を、均す人間はもっと要る。私は、この東北六県で、三十八回、座布団の数を数えてきました。</w:t>
+        <w:t>党は、一軒の家です。台所の鍋の数を、数える人間も要る。けれども、鍋を囲む座布団を、均す人間はもっと要る。私はこの東北六県で三十八回、座布団の数を数えてきました。</w:t>
       </w:r>
     </w:p>
     <w:p>
@@ -874,7 +874,7 @@
           <w:color w:val="555555"/>
           <w:sz w:val="22"/>
         </w:rPr>
-        <w:t>(遼の出番は十五分。灯が仕立てた原稿は二枚。遼は一枚目を読み終えたところで、紙を伏せる。)</w:t>
+        <w:t>(遼の出番は十五分。灯が仕立てた原稿は二枚。遼は一枚目を読み終えたところで紙を伏せる。)</w:t>
       </w:r>
     </w:p>
     <w:p>
@@ -897,7 +897,7 @@
           <w:i w:val="0"/>
           <w:sz w:val="22"/>
         </w:rPr>
-        <w:t>皆さんの前で、数字をひとつ、先に言います。私が、四週間前に受け取った、東北六県の県連の推薦は、ゼロです。倉前さんの二十八に対して、ゼロ。それでも、ここへ来ました。県連の推薦は、皆さんの票を代わりに預かるものではないからです。</w:t>
+        <w:t>皆さんの前で数字をひとつ先に言います。私が、四週間前に受け取った東北六県の県連の推薦は、ゼロです。倉前さんの二十八に対して、ゼロ。それでも、ここへ来ました。県連の推薦は、皆さんの票を代わりに預かるものではないからです。</w:t>
       </w:r>
     </w:p>
     <w:p>
@@ -912,7 +912,7 @@
           <w:color w:val="555555"/>
           <w:sz w:val="22"/>
         </w:rPr>
-        <w:t>(ホールの空気が、わずかに動く。遼は声を張らず、マイクを胸の位置に戻す。)</w:t>
+        <w:t>(ホールの空気がわずかに動く。遼は声を張らず、マイクを胸の位置に戻す。)</w:t>
       </w:r>
     </w:p>
     <w:p>
@@ -935,7 +935,7 @@
           <w:i w:val="0"/>
           <w:sz w:val="22"/>
         </w:rPr>
-        <w:t>皆さんが、一人で、票を持っている。私は、一人ずつ、お願いして回るしかありません。今日、ここでお願いできるのは、六百四十二人のうちの、あなたです。</w:t>
+        <w:t>皆さんが一人で票を持っている。私は、一人ずつお願いして回るしかありません。今日ここでお願いできるのは、六百四十二人のうちのあなたです。</w:t>
       </w:r>
     </w:p>
     <w:p>
@@ -950,7 +950,7 @@
           <w:color w:val="555555"/>
           <w:sz w:val="22"/>
         </w:rPr>
-        <w:t>(拍手は、まばらである。後方の席で、猪狩が腕を組んだまま、座っている。)</w:t>
+        <w:t>(拍手はまばらである。後方の席で猪狩が腕を組んだまま座っている。)</w:t>
       </w:r>
     </w:p>
     <w:p>
@@ -965,7 +965,7 @@
           <w:color w:val="555555"/>
           <w:sz w:val="22"/>
         </w:rPr>
-        <w:t>(午後一時。閉会後の質問カードが、段ボール箱に集められる。灯が一枚ずつ読み、榊が分類して、遼が答える順番を決める。その中の一枚に、太い万年筆の字がある。)</w:t>
+        <w:t>(午後一時。閉会後の質問カードが段ボール箱に集められる。灯が一枚ずつ読み、榊が分類して、遼が答える順番を決める。その中の一枚に太い万年筆の字がある。)</w:t>
       </w:r>
     </w:p>
     <w:p>
@@ -1026,7 +1026,7 @@
           <w:color w:val="555555"/>
           <w:sz w:val="22"/>
         </w:rPr>
-        <w:t>(遼は箱の脇で、猪狩を待つ。猪狩は、ホールの出口で、わざと立ち止まる。)</w:t>
+        <w:t>(遼は箱の脇で猪狩を待つ。猪狩はホールの出口でわざと立ち止まる。)</w:t>
       </w:r>
     </w:p>
     <w:p>
@@ -1049,7 +1049,7 @@
           <w:i w:val="0"/>
           <w:sz w:val="22"/>
         </w:rPr>
-        <w:t>猪狩さん。さっきのカードに、答えます。国の借金は、国会で、数字を出して、帳簿に載せます。載せ方を決めるのも、私たちの仕事です。県の借金は、県議会が決めることですから、私には、まだ言えません。</w:t>
+        <w:t>猪狩さん。さっきのカードに、答えます。国の借金は、国会で数字を出して帳簿に載せます。載せ方を決めるのも、私たちの仕事です。県の借金は、県議会が決めることですから、私にはまだ言えません。</w:t>
       </w:r>
     </w:p>
     <w:p>
@@ -1128,7 +1128,7 @@
           <w:i w:val="0"/>
           <w:sz w:val="22"/>
         </w:rPr>
-        <w:t>……名前は、覚えとく。あどは、おらの孫が決める。</w:t>
+        <w:t>……名前は覚えとく。あどはおらの孫が決める。</w:t>
       </w:r>
     </w:p>
     <w:p>
@@ -1143,7 +1143,7 @@
           <w:color w:val="555555"/>
           <w:sz w:val="22"/>
         </w:rPr>
-        <w:t>(猪狩が去ったあと、ロビーの自動販売機の脇に、ベージュのコートの女が立っていることに、遼は気づく。五十代の半ば。髪を後ろで一つにまとめ、名札は「来賓」。左手には、薄い布の鞄。)</w:t>
+        <w:t>(猪狩が去ったあと、ロビーの自動販売機の脇にベージュのコートの女が立っていることに遼は気づく。五十代の半ば。髪を後ろで一つにまとめ、名札は「来賓」。左手には、薄い布の鞄。)</w:t>
       </w:r>
     </w:p>
     <w:p>
@@ -1166,7 +1166,7 @@
           <w:i w:val="0"/>
           <w:sz w:val="22"/>
         </w:rPr>
-        <w:t>真壁先生。少しだけ、よろしいでしょうか。</w:t>
+        <w:t>真壁先生。少しだけよろしいでしょうか。</w:t>
       </w:r>
     </w:p>
     <w:p>
@@ -1212,7 +1212,7 @@
           <w:i w:val="0"/>
           <w:sz w:val="22"/>
         </w:rPr>
-        <w:t>奥浜県副知事の、石動です。石動麻里と申します。県庁には二十七年、副知事は四年と七か月、おります。党員ではありませんので、票は持っておりません。</w:t>
+        <w:t>奥浜県副知事の石動です。石動麻里と申します。県庁には二十七年、副知事は四年と七か月おります。党員ではありませんので、票は持っておりません。</w:t>
       </w:r>
     </w:p>
     <w:p>
@@ -1258,7 +1258,7 @@
           <w:i w:val="0"/>
           <w:sz w:val="22"/>
         </w:rPr>
-        <w:t>ええ、私も。(わずかに口元を動かす。笑いなのか、癖なのか、遼には見分けがつかない)知事の代理で来賓席におりましたが、今日の用件は、知事とは関係がありません。</w:t>
+        <w:t>ええ、私も。(わずかに口元を動かす。笑いなのか、癖なのか、遼には見分けがつかない)知事の代理で来賓席におりましたが、今日の用件は知事とは関係がありません。</w:t>
       </w:r>
     </w:p>
     <w:p>
@@ -1319,7 +1319,7 @@
           <w:color w:val="555555"/>
           <w:sz w:val="22"/>
         </w:rPr>
-        <w:t>(石動は鞄から、茶封筒を一つ出す。表には何も書かれていない。遼が受け取ると、中には、メモ用紙が一枚。鉛筆の細い字で、短く書かれている。)</w:t>
+        <w:t>(石動は鞄から、茶封筒を一つ出す。表には何も書かれていない。遼が受け取ると中にはメモ用紙が一枚。鉛筆の細い字で、短く書かれている。)</w:t>
       </w:r>
     </w:p>
     <w:p>
@@ -1365,7 +1365,7 @@
           <w:i w:val="0"/>
           <w:sz w:val="22"/>
         </w:rPr>
-        <w:t>事務所のほうが、役所の電話より、安全だと判断しました。お茶を、いただければ、それで結構です。</w:t>
+        <w:t>事務所のほうが役所の電話より安全だと判断しました。お茶をいただければ、それで結構です。</w:t>
       </w:r>
     </w:p>
     <w:p>
@@ -1411,7 +1411,7 @@
           <w:i w:val="0"/>
           <w:sz w:val="22"/>
         </w:rPr>
-        <w:t>それと、先生。(帰りかけて、振り返る)演説の、最初の数字。県連の推薦がゼロ、というところ。あれは、よい数字でした。人に聞かせる数字は、小さいほうが、強い。</w:t>
+        <w:t>それと、先生。(帰りかけて、振り返る)演説の最初の数字。県連の推薦がゼロ、というところ。あれは、よい数字でした。人に聞かせる数字は、小さいほうが強い。</w:t>
       </w:r>
     </w:p>
     <w:p>
@@ -1426,7 +1426,7 @@
           <w:color w:val="555555"/>
           <w:sz w:val="22"/>
         </w:rPr>
-        <w:t>(石動は鞄を持ち直し、会館の外へ出ていく。三浦への連絡先も、名刺も、残さない。灯が、遼の手の中のメモを覗き込む。)</w:t>
+        <w:t>(石動は鞄を持ち直し、会館の外へ出ていく。三浦への連絡先も、名刺も、残さない。灯が遼の手の中のメモを覗き込む。)</w:t>
       </w:r>
     </w:p>
     <w:p>
@@ -1472,7 +1472,7 @@
           <w:i w:val="0"/>
           <w:sz w:val="22"/>
         </w:rPr>
-        <w:t>誰かは、金曜に、わかる。</w:t>
+        <w:t>誰かは金曜にわかる。</w:t>
       </w:r>
     </w:p>
     <w:p>
@@ -1502,7 +1502,7 @@
           <w:color w:val="555555"/>
           <w:sz w:val="22"/>
         </w:rPr>
-        <w:t>(2024年11月5日(火)午後二時。富山県氷見市。漁港の見える丘の上の、地区公民館。前日の金沢の党員集会を終え、遼と灯は、朝の電車で富山へ入った。予定は、党友の家を三軒。公民館の事務室で、貸出用の電動自転車を二台、借りた。)</w:t>
+        <w:t>(2024年11月5日(火)午後二時。富山県氷見市。漁港の見える丘の上の地区公民館。前日の金沢の党員集会を終え、遼と灯は朝の電車で富山へ入った。予定は、党友の家を三軒。公民館の事務室で、貸出用の電動自転車を二台借りた。)</w:t>
       </w:r>
     </w:p>
     <w:p>
@@ -1532,7 +1532,7 @@
           <w:color w:val="555555"/>
           <w:sz w:val="22"/>
         </w:rPr>
-        <w:t>(漁網の干してある庭先で、小柄な老婦人が、縁側に座布団を三枚並べて待っている。山岸トミ、八十一歳。党友になって、三十四年になる。)</w:t>
+        <w:t>(漁網の干してある庭先で、小柄な老婦人が縁側に座布団を三枚並べて待っている。山岸トミ、八十一歳。党友になって三十四年になる。)</w:t>
       </w:r>
     </w:p>
     <w:p>
@@ -1601,7 +1601,7 @@
           <w:i w:val="0"/>
           <w:sz w:val="22"/>
         </w:rPr>
-        <w:t>倉前さんとこは、車で来んがやちゃ。運転手さんが、玄関まで、手え引いてくれて。(縁側の茶盆を寄せる)ほれ、お茶。冷めんうちに。</w:t>
+        <w:t>倉前さんとこは、車で来んがやちゃ。運転手さんが玄関まで手え引いてくれて。(縁側の茶盆を寄せる)ほれ、お茶。冷めんうちに。</w:t>
       </w:r>
     </w:p>
     <w:p>
@@ -1616,7 +1616,7 @@
           <w:color w:val="555555"/>
           <w:sz w:val="22"/>
         </w:rPr>
-        <w:t>(遼は座布団の端に腰を下ろし、先に出された湯呑みを、礼を言って受け取る。灯は縁側の下で、帳面を開いたまま、小さく手を挙げる。)</w:t>
+        <w:t>(遼は座布団の端に腰を下ろし、先に出された湯呑みを礼を言って受け取る。灯は縁側の下で帳面を開いたまま小さく手を挙げる。)</w:t>
       </w:r>
     </w:p>
     <w:p>
@@ -1639,7 +1639,7 @@
           <w:i w:val="0"/>
           <w:sz w:val="22"/>
         </w:rPr>
-        <w:t>山岸さん、少しだけ、伺ってもいいですか。党友になられたのは、ご自分で、お決めになりましたか。</w:t>
+        <w:t>山岸さん、少しだけ伺ってもいいですか。党友になられたのはご自分でお決めになりましたか。</w:t>
       </w:r>
     </w:p>
     <w:p>
@@ -1685,7 +1685,7 @@
           <w:i w:val="0"/>
           <w:sz w:val="22"/>
         </w:rPr>
-        <w:t>今年の秋、親戚の方に、党友の入会を、お勧めしましたか。</w:t>
+        <w:t>今年の秋、親戚の方に党友の入会をお勧めしましたか。</w:t>
       </w:r>
     </w:p>
     <w:p>
@@ -1723,7 +1723,7 @@
           <w:color w:val="555555"/>
           <w:sz w:val="22"/>
         </w:rPr>
-        <w:t>(灯の鉛筆が、紙の上で止まる。遼は表情を変えず、湯呑みを両手で持ったまま、山岸の顔を見る。)</w:t>
+        <w:t>(灯の鉛筆が、紙の上で止まる。遼は表情を変えず湯呑みを両手で持ったまま山岸の顔を見る。)</w:t>
       </w:r>
     </w:p>
     <w:p>
@@ -1746,7 +1746,7 @@
           <w:i w:val="0"/>
           <w:sz w:val="22"/>
         </w:rPr>
-        <w:t>党費は、誰が払うと、言われましたか。</w:t>
+        <w:t>党費は、誰が払うと言われましたか。</w:t>
       </w:r>
     </w:p>
     <w:p>
@@ -1792,7 +1792,7 @@
           <w:i w:val="0"/>
           <w:sz w:val="22"/>
         </w:rPr>
-        <w:t>そのこと、他の方にも、お話しになりましたか。</w:t>
+        <w:t>そのこと他の方にもお話しになりましたか。</w:t>
       </w:r>
     </w:p>
     <w:p>
@@ -1815,7 +1815,7 @@
           <w:i w:val="0"/>
           <w:sz w:val="22"/>
         </w:rPr>
-        <w:t>話しとらんよ。聞かれたがは、あんたが、初めてや。(小さく首を傾げ)あかんかった？</w:t>
+        <w:t>話しとらんよ。聞かれたがは、あんたが初めてや。(小さく首を傾げ)あかんかった？</w:t>
       </w:r>
     </w:p>
     <w:p>
@@ -1838,7 +1838,7 @@
           <w:i w:val="0"/>
           <w:sz w:val="22"/>
         </w:rPr>
-        <w:t>山岸さんが悪いことは、ありません。ただ、他人の分の会費を肩代わりして、票を集める方法は、党の規約で禁じられています。お名前の貸し借りが、今後、問題にされた時に、山岸さんが責められないよう、控えを取らせてください。</w:t>
+        <w:t>山岸さんが悪いことは、ありません。ただ、他人の分の会費を肩代わりして、票を集める方法は党の規約で禁じられています。お名前の貸し借りが今後問題にされた時に、山岸さんが責められないよう、控えを取らせてください。</w:t>
       </w:r>
     </w:p>
     <w:p>
@@ -1853,7 +1853,7 @@
           <w:color w:val="555555"/>
           <w:sz w:val="22"/>
         </w:rPr>
-        <w:t>(灯が日付と時刻を、帳面に書く。山岸は驚いた顔のまま、「ほんとは、断りたかったがや」と呟く。)</w:t>
+        <w:t>(灯が日付と時刻を帳面に書く。山岸は驚いた顔のまま、「ほんとは、断りたかったがや」と呟く。)</w:t>
       </w:r>
     </w:p>
     <w:p>
@@ -1891,7 +1891,7 @@
           <w:color w:val="555555"/>
           <w:sz w:val="22"/>
         </w:rPr>
-        <w:t>(夕方。丘の下りで、灯は自転車を押しながら、帳面の数字を読み上げる。)</w:t>
+        <w:t>(夕方。丘の下りで灯は自転車を押しながら帳面の数字を読み上げる。)</w:t>
       </w:r>
     </w:p>
     <w:p>
@@ -1937,7 +1937,7 @@
           <w:i w:val="0"/>
           <w:sz w:val="22"/>
         </w:rPr>
-        <w:t>はい。疑いの根拠であって、証拠ではありません。ですが、全国で同じことが起きているなら、地方票の三百三十票のうち、いくつかは、すでに誰かの手に預けられています。</w:t>
+        <w:t>はい。疑いの根拠であって、証拠ではありません。ですが、全国で同じことが起きているなら、地方票の三百三十票のうち、いくつかはすでに誰かの手に預けられています。</w:t>
       </w:r>
     </w:p>
     <w:p>
@@ -1960,7 +1960,7 @@
           <w:i w:val="0"/>
           <w:sz w:val="22"/>
         </w:rPr>
-        <w:t>しない。告発は、証拠が揃ってからだ。ただ、党の選管には、控えを添えて、匿名を条件に、報告する。山岸さんの名前は、出さない。</w:t>
+        <w:t>しない。告発は証拠が揃ってからだ。ただ、党の選管には控えを添えて匿名を条件に報告する。山岸さんの名前は、出さない。</w:t>
       </w:r>
     </w:p>
     <w:p>
@@ -2005,7 +2005,7 @@
           <w:color w:val="555555"/>
           <w:sz w:val="22"/>
         </w:rPr>
-        <w:t>(七時五十八分、車の音もなく、玄関の戸が二度叩かれる。石動麻里は、タクシーではなく、徒歩で来た。コートの肩に、港の湿り気が残っている。)</w:t>
+        <w:t>(七時五十八分、車の音もなく、玄関の戸が二度叩かれる。石動麻里は、タクシーではなく、徒歩で来た。コートの肩に港の湿り気が残っている。)</w:t>
       </w:r>
     </w:p>
     <w:p>
@@ -2074,7 +2074,7 @@
           <w:i w:val="0"/>
           <w:sz w:val="22"/>
         </w:rPr>
-        <w:t>役人は、出されたお茶は、飲みます。(口をつけ)毒見は、必要なとき以外はしません。……おいしい。</w:t>
+        <w:t>役人は、出されたお茶は飲みます。(口をつけ)毒見は、必要なとき以外はしません。……おいしい。</w:t>
       </w:r>
     </w:p>
     <w:p>
@@ -2097,7 +2097,7 @@
           <w:i w:val="0"/>
           <w:sz w:val="22"/>
         </w:rPr>
-        <w:t>石動さん。始める前に、私から確認させてください。ここにおられる全員が、あなたの話を聞く立場です。ですから、先に法の線を引きます。</w:t>
+        <w:t>石動さん。始める前に、私から確認させてください。ここにおられる全員があなたの話を聞く立場です。ですから、先に法の線を引きます。</w:t>
       </w:r>
     </w:p>
     <w:p>
@@ -2166,7 +2166,7 @@
           <w:i w:val="0"/>
           <w:sz w:val="22"/>
         </w:rPr>
-        <w:t>存じています。三十四条は、四十一回、研修で聞きました。</w:t>
+        <w:t>存じています。三十四条は四十一回研修で聞きました。</w:t>
       </w:r>
     </w:p>
     <w:p>
@@ -2235,7 +2235,7 @@
           <w:i w:val="0"/>
           <w:sz w:val="22"/>
         </w:rPr>
-        <w:t>石動さん。あなたが、今日、ここで話すことが、あなたの首を危うくする、ということを、僕は承知した上で聞きます。それでも、聞いていいですか。</w:t>
+        <w:t>石動さん。あなたが今日ここで話すことが、あなたの首を危うくするということを、僕は承知した上で聞きます。それでも、聞いていいですか。</w:t>
       </w:r>
     </w:p>
     <w:p>
@@ -2258,7 +2258,7 @@
           <w:i w:val="0"/>
           <w:sz w:val="22"/>
         </w:rPr>
-        <w:t>公文書は、一枚も持ち出していません。(鞄から、手書きの便箋の束を出す)持ってきたのは、私の字で書いた、六十ページの試算です。県の書類を見て、私が計算し、私が書いた。字は、私の私物です。</w:t>
+        <w:t>公文書は、一枚も持ち出していません。(鞄から手書きの便箋の束を出す)持ってきたのは私の字で書いた六十ページの試算です。県の書類を見て、私が計算し、私が書いた。字は私の私物です。</w:t>
       </w:r>
     </w:p>
     <w:p>
@@ -2281,7 +2281,7 @@
           <w:i w:val="0"/>
           <w:sz w:val="22"/>
         </w:rPr>
-        <w:t>それが通用するかどうかは、裁判所が決めます。通用しない側に賭けておいてください。</w:t>
+        <w:t>それが通用するかどうかは裁判所が決めます。通用しない側に賭けておいてください。</w:t>
       </w:r>
     </w:p>
     <w:p>
@@ -2304,7 +2304,7 @@
           <w:i w:val="0"/>
           <w:sz w:val="22"/>
         </w:rPr>
-        <w:t>数字から、お話しします。県が議会に報告している、第三セクター三法人への保証・損失補償の残高は、四百十二億円です。実際の残高は、千二百八十六億円。差し引き八百七十四億円が、議会にも県民にも、見えていません。</w:t>
+        <w:t>数字から、お話しします。県が議会に報告している、第三セクター三法人への保証・損失補償の残高は、四百十二億円です。実際の残高は千二百八十六億円。差し引き八百七十四億円が議会にも県民にも見えていません。</w:t>
       </w:r>
     </w:p>
     <w:p>
@@ -2342,7 +2342,7 @@
           <w:i w:val="0"/>
           <w:sz w:val="22"/>
         </w:rPr>
-        <w:t>法人は三つです。一つ目、奥浜港湾開発公社。公表の保証残高が二百八十億円、実額は六百二十億円。差の三百四十億円は、「運営補助」の名目で、基金から公社へ貸し付け、毎年、返済期限を延ばしています。二つ目、株式会社奥浜リゾートパーク。公表百三十二億円、実額三百八十億円。差の二百四十八億円は、銀行との間の、議会に出していない念書です。三つ目、奥浜産業団地整備公社。公表はゼロ、実額二百八十六億円。売れ残った用地を、県が将来買い戻す、という約束が、金額に直してあります。</w:t>
+        <w:t>法人は三つです。一つ目、奥浜港湾開発公社。公表の保証残高が二百八十億円、実額は六百二十億円。差の三百四十億円は、「運営補助」の名目で基金から公社へ貸し付け、毎年返済期限を延ばしています。二つ目、株式会社奥浜リゾートパーク。公表百三十二億円、実額三百八十億円。差の二百四十八億円は銀行との間の議会に出していない念書です。三つ目、奥浜産業団地整備公社。公表はゼロ、実額二百八十六億円。売れ残った用地を県が将来買い戻すという約束が、金額に直してあります。</w:t>
       </w:r>
     </w:p>
     <w:p>
@@ -2365,7 +2365,7 @@
           <w:i w:val="0"/>
           <w:sz w:val="22"/>
         </w:rPr>
-        <w:t>はい。令和十年度、二〇二八年の四月から翌年の三月に、返済期限の山が来ます。今の知事の任期は、その前に終わります。県の一般会計は、約八千二百億円。八百七十四億円は、その十・七パーセントです。将来負担比率は、公表が百四十八・二パーセント、私の試算では百七十六・四パーセント。基準を、すぐに超える数字ではありません。ただ、銀行が見る目は、変わります。</w:t>
+        <w:t>はい。令和十年度、二〇二八年の四月から翌年の三月に、返済期限の山が来ます。今の知事の任期は、その前に終わります。県の一般会計は約八千二百億円。八百七十四億円はその十・七パーセントです。将来負担比率は、公表が百四十八・二パーセント、私の試算では百七十六・四パーセント。基準をすぐに超える数字ではありません。ただ、銀行が見る目は、変わります。</w:t>
       </w:r>
     </w:p>
     <w:p>
@@ -2380,7 +2380,7 @@
           <w:color w:val="555555"/>
           <w:sz w:val="22"/>
         </w:rPr>
-        <w:t>(遼は二枚目、三枚目と、紙をめくる。繰越欄に、細い矢印が引かれている。同じ金額が、公社から基金へ、基金から銀行へ、銀行からまた公社へ、年度の境目ごとに、受け渡されていく。名前は、どの行にもない。あるのは、日付と、金額と、矢印だけ。)</w:t>
+        <w:t>(遼は二枚目、三枚目と紙をめくる。繰越欄に、細い矢印が引かれている。同じ金額が公社から基金へ、基金から銀行へ、銀行からまた公社へ、年度の境目ごとに受け渡されていく。名前はどの行にもない。あるのは日付と金額と矢印だけ。)</w:t>
       </w:r>
     </w:p>
     <w:p>
@@ -2395,7 +2395,7 @@
           <w:color w:val="555555"/>
           <w:sz w:val="22"/>
         </w:rPr>
-        <w:t>(遼は、手を止める。ひびに名前はない。名前があるのは、継ぎ目だ。――相沢の一行が、頭の中で、紙の矢印と重なる。遼は、その考えを、手帳には書かない。結ばない、と灯に言った。結ばないまま、読む。)</w:t>
+        <w:t>(遼は、手を止める。ひびに名前はない。名前があるのは、継ぎ目だ。――相沢の一行が、頭の中で紙の矢印と重なる。遼は、その考えを手帳には書かない。結ばない、と灯に言った。結ばないまま、読む。)</w:t>
       </w:r>
     </w:p>
     <w:p>
@@ -2418,7 +2418,7 @@
           <w:i w:val="0"/>
           <w:sz w:val="22"/>
         </w:rPr>
-        <w:t>港湾公社の埋立工事の、施工者の欄に、見覚えのある名前があります。</w:t>
+        <w:t>港湾公社の埋立工事の施工者の欄に見覚えのある名前があります。</w:t>
       </w:r>
     </w:p>
     <w:p>
@@ -2441,7 +2441,7 @@
           <w:i w:val="0"/>
           <w:sz w:val="22"/>
         </w:rPr>
-        <w:t>平成二十年から二十四年まで、鷲尾建設JVです。入札は、公表のとおり、行われています。ただ、その名前が、他の二つの法人の用地の売買にも、顔を出す。</w:t>
+        <w:t>平成二十年から二十四年まで、鷲尾建設JVです。入札は公表のとおり行われています。ただ、その名前が他の二つの法人の用地の売買にも顔を出す。</w:t>
       </w:r>
     </w:p>
     <w:p>
@@ -2464,7 +2464,7 @@
           <w:i w:val="0"/>
           <w:sz w:val="22"/>
         </w:rPr>
-        <w:t>名前が出ただけで、繋がりは、別の頁です。</w:t>
+        <w:t>名前が出ただけで、繋がりは別の頁です。</w:t>
       </w:r>
     </w:p>
     <w:p>
@@ -2525,7 +2525,7 @@
           <w:i w:val="0"/>
           <w:sz w:val="22"/>
         </w:rPr>
-        <w:t>動機を、伺ってもいいですか。あなたが、これを持ち出す理由を。</w:t>
+        <w:t>動機を、伺ってもいいですか。あなたがこれを持ち出す理由を。</w:t>
       </w:r>
     </w:p>
     <w:p>
@@ -2540,7 +2540,7 @@
           <w:color w:val="555555"/>
           <w:sz w:val="22"/>
         </w:rPr>
-        <w:t>(石動は湯呑みを置き、しばらく黙る。それから、淡々と、他人の履歴を読むような声で答える。)</w:t>
+        <w:t>(石動は湯呑みを置き、しばらく黙る。それから淡々と他人の履歴を読むような声で答える。)</w:t>
       </w:r>
     </w:p>
     <w:p>
@@ -2563,7 +2563,7 @@
           <w:i w:val="0"/>
           <w:sz w:val="22"/>
         </w:rPr>
-        <w:t>県庁に入って二十七年、決裁の判子を、この三法人の関係で、四十一回、押しました。一回ごとに、書式は正しく、数字は合っていた。合っていないのは、数字が指している現実のほうでした。役所の書式は、一箇所間違えれば受理されませんが、一箇所黙っていれば、通ります。(間)私は、通ってしまう側に、二十七年いました。</w:t>
+        <w:t>県庁に入って二十七年、決裁の判子をこの三法人の関係で四十一回押しました。一回ごとに書式は正しく、数字は合っていた。合っていないのは、数字が指している現実のほうでした。役所の書式は一箇所間違えれば受理されませんが、一箇所黙っていれば通ります。(間)私は通ってしまう側に二十七年いました。</w:t>
       </w:r>
     </w:p>
     <w:p>
@@ -2609,7 +2609,7 @@
           <w:i w:val="0"/>
           <w:sz w:val="22"/>
         </w:rPr>
-        <w:t>二年前、前の総務部長が、退職の日に、この引継書を私に渡しました。「次の人に渡せ」と。次の人が、私だったということです。(便箋の端を揃え)県の出生数は、ここ五年で、三割減りました。八百七十四億円を払うのは、いま生まれてくる子どもたちです。その子たちには、この帳簿を読む権利が、あると思いました。</w:t>
+        <w:t>二年前、前の総務部長が退職の日にこの引継書を私に渡しました。「次の人に渡せ」と。次の人が、私だったということです。(便箋の端を揃え)県の出生数は、ここ五年で三割減りました。八百七十四億円を払うのは、いま生まれてくる子どもたちです。その子たちにはこの帳簿を読む権利があると思いました。</w:t>
       </w:r>
     </w:p>
     <w:p>
@@ -2624,7 +2624,7 @@
           <w:color w:val="555555"/>
           <w:sz w:val="22"/>
         </w:rPr>
-        <w:t>(石動は鞄から、小さな和綴じの本を一冊出す。『論語』である。付箋の挟まった頁を開く。)</w:t>
+        <w:t>(石動は鞄から小さな和綴じの本を一冊出す。『論語』である。付箋の挟まった頁を開く。)</w:t>
       </w:r>
     </w:p>
     <w:p>
@@ -2647,7 +2647,7 @@
           <w:i w:val="0"/>
           <w:sz w:val="22"/>
         </w:rPr>
-        <w:t>泰伯の一節です。「子曰く、民は之に由らしむべし。之を知らしむべからず」。役所では、長いあいだ、「民には従わせればよく、知らせてはならない」と読んできました。「知らせることは、難しい」と読む人もいます。私は、どちらの読み方も、よくなかったと思う年齢になりました。</w:t>
+        <w:t>泰伯の一節です。「子曰く、民は之に由らしむべし。之を知らしむべからず」。役所では長いあいだ、「民には従わせればよく、知らせてはならない」と読んできました。「知らせることは、難しい」と読む人もいます。私はどちらの読み方もよくなかったと思う年齢になりました。</w:t>
       </w:r>
     </w:p>
     <w:p>
@@ -2662,7 +2662,7 @@
           <w:color w:val="555555"/>
           <w:sz w:val="22"/>
         </w:rPr>
-        <w:t>(遼は、手を出さない。机の上で、便箋に触れる前に、石動の目を見る。)</w:t>
+        <w:t>(遼は手を出さない。机の上で便箋に触れる前に、石動の目を見る。)</w:t>
       </w:r>
     </w:p>
     <w:p>
@@ -2731,7 +2731,7 @@
           <w:i w:val="0"/>
           <w:sz w:val="22"/>
         </w:rPr>
-        <w:t>受け取った者が持ち主になる、という札を、先月、断りました。受け取ったことにはしたくない。</w:t>
+        <w:t>受け取った者が持ち主になるという札を先月断りました。受け取ったことにはしたくない。</w:t>
       </w:r>
     </w:p>
     <w:p>
@@ -2746,7 +2746,7 @@
           <w:color w:val="555555"/>
           <w:sz w:val="22"/>
         </w:rPr>
-        <w:t>(九時四十分、遼が六十ページを読み終える。灯は途中から口の中で数字を暗唱し、榊は一枚目と六十枚目の差額を、電卓ではなく紙の上で検算している。)</w:t>
+        <w:t>(九時四十分、遼が六十ページを読み終える。灯は途中から口の中で数字を暗唱し、榊は一枚目と六十枚目の差額を電卓ではなく紙の上で検算している。)</w:t>
       </w:r>
     </w:p>
     <w:p>
@@ -2792,7 +2792,7 @@
           <w:i w:val="0"/>
           <w:sz w:val="22"/>
         </w:rPr>
-        <w:t>署名は、しません。私が、後で、署名したくなったときに、しますので。</w:t>
+        <w:t>署名は、しません。私が後で署名したくなったときに、しますので。</w:t>
       </w:r>
     </w:p>
     <w:p>
@@ -2815,7 +2815,7 @@
           <w:i w:val="0"/>
           <w:sz w:val="22"/>
         </w:rPr>
-        <w:t>わかりました。では、お願いを、一つだけ。</w:t>
+        <w:t>わかりました。では、お願いを一つだけ。</w:t>
       </w:r>
     </w:p>
     <w:p>
@@ -2838,7 +2838,7 @@
           <w:i w:val="0"/>
           <w:sz w:val="22"/>
         </w:rPr>
-        <w:t>選挙に、使わないでください。(先回りして言う)使えば、私は、告発者ではなく、あなたの運動員になる。そうなると、これは、ただの政争の道具です。三月の当初予算が出る前に、誰かが、これを知っていてくれれば、それでいいんです。</w:t>
+        <w:t>選挙に、使わないでください。(先回りして言う)使えば、私は告発者ではなくあなたの運動員になる。そうなると、これは、ただの政争の道具です。三月の当初予算が出る前に誰かがこれを知っていてくれれば、それでいいんです。</w:t>
       </w:r>
     </w:p>
     <w:p>
@@ -3159,7 +3159,7 @@
           <w:i w:val="0"/>
           <w:sz w:val="22"/>
         </w:rPr>
-        <w:t>おめえが回っでる所は、全部、一票ずつの話だべ。県の借金のこどは、どうだ。県の借金は、おらだちの孫が払う。おらだちは、知らねえまま、払っでる。</w:t>
+        <w:t>おめえが回っでる所は全部、一票ずつの話だべ。県の借金のこどはどうだ。県の借金は、おらだちの孫が払う。おらだちは、知らねえまま、払っでる。</w:t>
       </w:r>
     </w:p>
     <w:p>
@@ -3243,7 +3243,7 @@
           <w:i w:val="0"/>
           <w:sz w:val="22"/>
         </w:rPr>
-        <w:t>先週、県の帳簿を一つ見ました。名前も数字も、まだ、話せません。見たことだけは、先に言っておきたい。</w:t>
+        <w:t>先週、県の帳簿を一つ見ました。名前も数字もまだ話せません。見たことだけは、先に言っておきたい。</w:t>
       </w:r>
     </w:p>
     <w:p>
@@ -3337,7 +3337,7 @@
           <w:i w:val="0"/>
           <w:sz w:val="22"/>
         </w:rPr>
-        <w:t>臭え物には、蓋をしたくなるもんだ。蓋をしたまま、五十年、置がれできた。蓋の中身は、おらだちの孫の飯だ。</w:t>
+        <w:t>臭え物には、蓋をしたくなるもんだ。蓋をしたまま五十年、置がれできた。蓋の中身は、おらだちの孫の飯だ。</w:t>
       </w:r>
     </w:p>
     <w:p>
@@ -3360,7 +3360,7 @@
           <w:i w:val="0"/>
           <w:sz w:val="22"/>
         </w:rPr>
-        <w:t>遼さん。話せる日が来たら、最初に、この部屋に来てください。</w:t>
+        <w:t>遼さん。話せる日が来たら、最初にこの部屋に来てください。</w:t>
       </w:r>
     </w:p>
     <w:p>
@@ -3398,7 +3398,7 @@
           <w:color w:val="555555"/>
           <w:sz w:val="22"/>
         </w:rPr>
-        <w:t>(浜野は自分の湯呑みに、鉄瓶から茶を注ぐ。それから、遼の湯呑みにも、黙って注ぎ足す。)</w:t>
+        <w:t>(浜野は自分の湯呑みに鉄瓶から茶を注ぐ。それから遼の湯呑みにも黙って注ぎ足す。)</w:t>
       </w:r>
     </w:p>
     <w:p>
@@ -3428,7 +3428,7 @@
           <w:color w:val="555555"/>
           <w:sz w:val="22"/>
         </w:rPr>
-        <w:t>(2024年11月15日(金)午後五時四十分。東京駅、東北新幹線の乗り場に近い、エスカレーターの下。遼と灯が、山形行きの切符を握ったまま立っていると、人の流れの向こうから、倉前隆之と津村が降りてくる。)</w:t>
+        <w:t>(2024年11月15日(金)午後五時四十分。東京駅、東北新幹線の乗り場に近い、エスカレーターの下。遼と灯が、山形行きの切符を握ったまま立っていると、人の流れの向こうから倉前隆之と津村が降りてくる。)</w:t>
       </w:r>
     </w:p>
     <w:p>
@@ -3520,7 +3520,7 @@
           <w:i w:val="0"/>
           <w:sz w:val="22"/>
         </w:rPr>
-        <w:t>山形の、村山です。</w:t>
+        <w:t>山形の村山です。</w:t>
       </w:r>
     </w:p>
     <w:p>
@@ -3535,7 +3535,7 @@
           <w:color w:val="555555"/>
           <w:sz w:val="22"/>
         </w:rPr>
-        <w:t>(津村は気を利かせて、少し離れる。灯も一歩下がる。倉前は人の流れを避けて、柱の脇へ寄る。)</w:t>
+        <w:t>(津村は気を利かせて少し離れる。灯も一歩下がる。倉前は人の流れを避けて柱の脇へ寄る。)</w:t>
       </w:r>
     </w:p>
     <w:p>
@@ -3604,7 +3604,7 @@
           <w:i w:val="0"/>
           <w:sz w:val="22"/>
         </w:rPr>
-        <w:t>率直に言います。県連の推薦は、今日の時点で、私が三十三、二番が九、中立が五。あなたは、ゼロだ。私は、四十七の県連に、同じ日に、電話をかけられる。あなたは、一軒ずつ歩く。足は、電話に勝てません。</w:t>
+        <w:t>率直に言います。県連の推薦は、今日の時点で私が三十三、二番が九、中立が五。あなたは、ゼロだ。私は四十七の県連に同じ日に電話をかけられる。あなたは、一軒ずつ歩く。足は、電話に勝てません。</w:t>
       </w:r>
     </w:p>
     <w:p>
@@ -3673,7 +3673,7 @@
           <w:i w:val="0"/>
           <w:sz w:val="22"/>
         </w:rPr>
-        <w:t>電話は、切れます。玄関は、開けてもらえれば、そこにいる間は、切れない。(間)倉前さん。義理で動く票は、義理のところに落ち着きます。でも、義理の外に出る一票が、必ず、一人ずつ、いる。僕は、その人を探しています。</w:t>
+        <w:t>電話は、切れます。玄関は開けてもらえれば、そこにいる間は切れない。(間)倉前さん。義理で動く票は、義理のところに落ち着きます。でも、義理の外に出る一票が、必ず一人ずついる。僕は、その人を探しています。</w:t>
       </w:r>
     </w:p>
     <w:p>
@@ -3719,7 +3719,7 @@
           <w:i w:val="0"/>
           <w:sz w:val="22"/>
         </w:rPr>
-        <w:t>なりません。ただ、七十票が、七十人の顔でできていたら、誰が総裁になっても、その顔は、見るはずです。</w:t>
+        <w:t>なりません。ただ、七十票が七十人の顔でできていたら、誰が総裁になってもその顔は見るはずです。</w:t>
       </w:r>
     </w:p>
     <w:p>
@@ -3734,7 +3734,7 @@
           <w:color w:val="555555"/>
           <w:sz w:val="22"/>
         </w:rPr>
-        <w:t>(倉前はしばらく黙り、それから、苦笑に近いものを浮かべる。)</w:t>
+        <w:t>(倉前はしばらく黙り、それから苦笑に近いものを浮かべる。)</w:t>
       </w:r>
     </w:p>
     <w:p>
@@ -3787,7 +3787,7 @@
           <w:color w:val="555555"/>
           <w:sz w:val="22"/>
         </w:rPr>
-        <w:t>(2024年11月19日(火)午後九時。第一議員会館七一五号室。壁の模造紙に、四十七都道府県の表が貼られ、赤と青の鉛筆で、点が打たれている。灯が机の端に立ち、榊が電卓を叩く。)</w:t>
+        <w:t>(2024年11月19日(火)午後九時。第一議員会館七一五号室。壁の模造紙に四十七都道府県の表が貼られ、赤と青の鉛筆で点が打たれている。灯が机の端に立ち、榊が電卓を叩く。)</w:t>
       </w:r>
     </w:p>
     <w:p>
@@ -3856,7 +3856,7 @@
           <w:i w:val="0"/>
           <w:sz w:val="22"/>
         </w:rPr>
-        <w:t>地方票は、倉前さんが百四十一、二番さんが八十八、先生が百一。議員票は、倉前さんが百二十二、二番さんが百四、先生が百四。合計は、倉前さん二百六十三、二番さん百九十二、先生二百五。先生は二位ですが、二番さんとの差は、十三票です。</w:t>
+        <w:t>地方票は倉前さんが百四十一、二番さんが八十八、先生が百一。議員票は倉前さんが百二十二、二番さんが百四、先生が百四。合計は倉前さん二百六十三、二番さん百九十二、先生二百五。先生は二位ですが、二番さんとの差は十三票です。</w:t>
       </w:r>
     </w:p>
     <w:p>
@@ -3902,7 +3902,7 @@
           <w:i w:val="0"/>
           <w:sz w:val="22"/>
         </w:rPr>
-        <w:t>決選は、議員票三百三十と、四十七都道府県の代表票を加えた、三百七十七票です。過半数は百八十九。先生が取れそうな県は、奥浜を入れて、六県。残りの百八十三票を、議員票で集めなければならない。議員票の五割五分です。</w:t>
+        <w:t>決選は議員票三百三十と四十七都道府県の代表票を加えた三百七十七票です。過半数は百八十九。先生が取れそうな県は奥浜を入れて六県。残りの百八十三票を、議員票で集めなければならない。議員票の五割五分です。</w:t>
       </w:r>
     </w:p>
     <w:p>
@@ -3925,7 +3925,7 @@
           <w:i w:val="0"/>
           <w:sz w:val="22"/>
         </w:rPr>
-        <w:t>二番さんの議員票が、動くかどうかだね。</w:t>
+        <w:t>二番さんの議員票が動くかどうかだね。</w:t>
       </w:r>
     </w:p>
     <w:p>
@@ -3948,7 +3948,7 @@
           <w:i w:val="0"/>
           <w:sz w:val="22"/>
         </w:rPr>
-        <w:t>はい。もう一つ、入会の不自然な増加です。氷見のような例が、全国で二万人強あると仮定して、投票率六割で換算すると、約七票分。誰に流れるかはわかりませんが、七票は、先生と二番さんの差の、半分です。</w:t>
+        <w:t>はい。もう一つ、入会の不自然な増加です。氷見のような例が、全国で二万人強あると仮定して、投票率六割で換算すると、約七票分。誰に流れるかはわかりませんが、七票は先生と二番さんの差の半分です。</w:t>
       </w:r>
     </w:p>
     <w:p>
@@ -3971,7 +3971,7 @@
           <w:i w:val="0"/>
           <w:sz w:val="22"/>
         </w:rPr>
-        <w:t>調べ上げるのは、僕たちの仕事ではない。党の選管に、控えを出す。数えるのは、その先だ。</w:t>
+        <w:t>調べ上げるのは僕たちの仕事ではない。党の選管に、控えを出す。数えるのは、その先だ。</w:t>
       </w:r>
     </w:p>
     <w:p>
@@ -3994,7 +3994,7 @@
           <w:i w:val="0"/>
           <w:sz w:val="22"/>
         </w:rPr>
-        <w:t>……奥浜県は、党員・党友が二万一千四百人。投票率六割五分で、約七・六票です。先生の地元の票は、一票も、お貸しできない勘定ですね。</w:t>
+        <w:t>……奥浜県は、党員・党友が二万一千四百人。投票率六割五分で、約七・六票です。先生の地元の票は一票もお貸しできない勘定ですね。</w:t>
       </w:r>
     </w:p>
     <w:p>
@@ -4070,7 +4070,7 @@
           <w:color w:val="555555"/>
           <w:sz w:val="22"/>
         </w:rPr>
-        <w:t>(2024年11月22日(金)午後八時。汐見、真壁家の書斎。机の上に、父の帳簿を入れていた空の箱が一つ。澄子が緑茶を二つ淹れ、一つを遼の前に置く。)</w:t>
+        <w:t>(2024年11月22日(金)午後八時。汐見、真壁家の書斎。机の上に父の帳簿を入れていた空の箱が一つ。澄子が緑茶を二つ淹れ、一つを遼の前に置く。)</w:t>
       </w:r>
     </w:p>
     <w:p>
@@ -4116,7 +4116,7 @@
           <w:i w:val="0"/>
           <w:sz w:val="22"/>
         </w:rPr>
-        <w:t>助かります。ただ、見て思ったことだけ、言わせてください。名前が、どこにもなかった。日付と、金額と、矢印だけで、人の名前が出てこない。</w:t>
+        <w:t>助かります。ただ、見て思ったことだけ言わせてください。名前が、どこにもなかった。日付と金額と矢印だけで人の名前が出てこない。</w:t>
       </w:r>
     </w:p>
     <w:p>
@@ -4162,7 +4162,7 @@
           <w:i w:val="0"/>
           <w:sz w:val="22"/>
         </w:rPr>
-        <w:t>はい。三十年分を読んだ人間は、他人の帳簿の読み方がうまくなる、と言われました。うまくなって、いいことがあるのか、わかりません。</w:t>
+        <w:t>はい。三十年分を読んだ人間は、他人の帳簿の読み方がうまくなる、と言われました。うまくなっていいことがあるのか、わかりません。</w:t>
       </w:r>
     </w:p>
     <w:p>
@@ -4185,7 +4185,7 @@
           <w:i w:val="0"/>
           <w:sz w:val="22"/>
         </w:rPr>
-        <w:t>読み方がうまくなることと、読んだものを結ぶことは、別のことです。結ばないで置いておく力も、読み方のうちです。(湯呑みを両手で包み)見た以上は、見たことを数えておきなさい。</w:t>
+        <w:t>読み方がうまくなることと読んだものを結ぶことは別のことです。結ばないで置いておく力も読み方のうちです。(湯呑みを両手で包み)見た以上は、見たことを数えておきなさい。</w:t>
       </w:r>
     </w:p>
     <w:p>
@@ -4238,7 +4238,7 @@
           <w:color w:val="555555"/>
           <w:sz w:val="22"/>
         </w:rPr>
-        <w:t>(2024年11月29日(金)午後九時。事務所。机に、灯が持ち帰った政治資金収支報告書のコピーが数冊。鉄瓶の煙が一本。三浦は帰り、榊が灯の向かいで、赤鉛筆を持っている。電話が鳴る。表示は公衆電話。)</w:t>
+        <w:t>(2024年11月29日(金)午後九時。事務所。机に灯が持ち帰った政治資金収支報告書のコピーが数冊。鉄瓶の煙が一本。三浦は帰り、榊が灯の向かいで、赤鉛筆を持っている。電話が鳴る。表示は公衆電話。)</w:t>
       </w:r>
     </w:p>
     <w:p>
@@ -4284,7 +4284,7 @@
           <w:i w:val="0"/>
           <w:sz w:val="22"/>
         </w:rPr>
-        <w:t>石動です。短く申します。知事が、来月の倉前さんの総決起大会に、来賓として出ます。</w:t>
+        <w:t>石動です。短く申します。知事が来月の倉前さんの総決起大会に来賓として出ます。</w:t>
       </w:r>
     </w:p>
     <w:p>
@@ -4330,7 +4330,7 @@
           <w:i w:val="0"/>
           <w:sz w:val="22"/>
         </w:rPr>
-        <w:t>私の試算の、三十七ページ。産業団地の売れ残り用地の、元の売主の欄を、覚えておられますか。</w:t>
+        <w:t>私の試算の三十七ページ。産業団地の売れ残り用地の元の売主の欄を覚えておられますか。</w:t>
       </w:r>
     </w:p>
     <w:p>
@@ -4437,7 +4437,7 @@
           <w:i w:val="0"/>
           <w:sz w:val="22"/>
         </w:rPr>
-        <w:t>先生。北辰地所は、倉前さんの後援会に、三年連続で、年百五十万円。それと、もう一つ。国民第一党の、県支部に、同じ年、二口で百二十万円です。</w:t>
+        <w:t>先生。北辰地所は、倉前さんの後援会に、三年連続で年百五十万円。それと、もう一つ。国民第一党の県支部に、同じ年、二口で百二十万円です。</w:t>
       </w:r>
     </w:p>
     <w:p>
@@ -4483,7 +4483,7 @@
           <w:i w:val="0"/>
           <w:sz w:val="22"/>
         </w:rPr>
-        <w:t>はい。同じ名前が、与党の候補と、野党の党の、両方に出ています。</w:t>
+        <w:t>はい。同じ名前が、与党の候補と野党の党の両方に出ています。</w:t>
       </w:r>
     </w:p>
     <w:p>
@@ -4506,7 +4506,7 @@
           <w:i w:val="0"/>
           <w:sz w:val="22"/>
         </w:rPr>
-        <w:t>日付が、ほぼ同じ月でございます。</w:t>
+        <w:t>日付がほぼ同じ月でございます。</w:t>
       </w:r>
     </w:p>
     <w:p>
@@ -4521,7 +4521,7 @@
           <w:color w:val="555555"/>
           <w:sz w:val="22"/>
         </w:rPr>
-        <w:t>(遼は赤鉛筆を受け取り、報告書の北辰地所の行の隣に、小さく丸を付ける。結ばない。ただ、丸を付ける。)</w:t>
+        <w:t>(遼は赤鉛筆を受け取り、報告書の北辰地所の行の隣に小さく丸を付ける。結ばない。ただ、丸を付ける。)</w:t>
       </w:r>
     </w:p>
     <w:p>
@@ -4544,7 +4544,7 @@
           <w:i w:val="0"/>
           <w:sz w:val="22"/>
         </w:rPr>
-        <w:t>灯さん。明日、これを三冊、コピーしてください。一冊は宇佐美先生へ、一冊は選管の控えへ。一冊は、僕の金庫に。</w:t>
+        <w:t>灯さん。明日、これを三冊コピーしてください。一冊は宇佐美先生へ、一冊は選管の控えへ。一冊は僕の金庫に。</w:t>
       </w:r>
     </w:p>
     <w:p>
@@ -4590,7 +4590,7 @@
           <w:i w:val="0"/>
           <w:sz w:val="22"/>
         </w:rPr>
-        <w:t>この報告書は、誰でも閲覧できる公開資料だ。石動さんの紙とは別に、整理が済み次第、延ばさずに出す。</w:t>
+        <w:t>この報告書は、誰でも閲覧できる公開資料だ。石動さんの紙とは別に、整理が済み次第延ばさずに出す。</w:t>
       </w:r>
     </w:p>
     <w:p>
